--- a/SQL - JOINs/Ejercicios JOINs.docx
+++ b/SQL - JOINs/Ejercicios JOINs.docx
@@ -18,454 +18,394 @@
           <w:rtl w:val="0"/>
           <w:lang w:val="es-CR" w:bidi="es-CR" w:eastAsia="es-CR"/>
         </w:rPr>
-        <w:t xml:space="preserve">Ejercicios de Teoria de </w:t>
-      </w:r>
-      <w:r>
+        <w:t>Ejercicios de Teoria de Conjuntos</w:t>
+      </w:r>
+    </w:p>
+    <w:p>
+      <w:pPr>
+        <w:rPr>
+          <w:rtl w:val="0"/>
+          <w:lang w:val="es-CR" w:bidi="es-CR" w:eastAsia="es-CR"/>
+        </w:rPr>
+      </w:pPr>
+      <w:r>
+        <w:rPr>
+          <w:rtl w:val="0"/>
+          <w:lang w:val="es-CR" w:bidi="es-CR" w:eastAsia="es-CR"/>
+        </w:rPr>
+        <w:t>Utilizando los siguientes conjuntos</w:t>
+      </w:r>
+    </w:p>
+    <w:p>
+      <w:pPr>
+        <w:rPr>
+          <w:rtl w:val="0"/>
+          <w:lang w:val="es-CR" w:bidi="es-CR" w:eastAsia="es-CR"/>
+        </w:rPr>
+      </w:pPr>
+    </w:p>
+    <w:p>
+      <w:pPr>
+        <w:rPr>
+          <w:rtl w:val="0"/>
+          <w:lang w:val="es-CR" w:bidi="es-CR" w:eastAsia="es-CR"/>
+        </w:rPr>
+      </w:pPr>
+      <w:r>
+        <w:rPr>
+          <w:rtl w:val="0"/>
+          <w:lang w:val="es-CR" w:bidi="es-CR" w:eastAsia="es-CR"/>
+        </w:rPr>
+        <w:t>1. All = {1,2,3,4,5,6,7,8,9,10}</w:t>
+      </w:r>
+    </w:p>
+    <w:p>
+      <w:pPr>
+        <w:rPr>
+          <w:rtl w:val="0"/>
+          <w:lang w:val="es-CR" w:bidi="es-CR" w:eastAsia="es-CR"/>
+        </w:rPr>
+      </w:pPr>
+      <w:r>
+        <w:rPr>
+          <w:rtl w:val="0"/>
+          <w:lang w:val="es-CR" w:bidi="es-CR" w:eastAsia="es-CR"/>
+        </w:rPr>
+        <w:t>2. Even = {2,4,6,8,10}</w:t>
+      </w:r>
+    </w:p>
+    <w:p>
+      <w:pPr>
+        <w:rPr>
+          <w:rtl w:val="0"/>
+          <w:lang w:val="es-CR" w:bidi="es-CR" w:eastAsia="es-CR"/>
+        </w:rPr>
+      </w:pPr>
+      <w:r>
+        <w:rPr>
+          <w:rtl w:val="0"/>
+          <w:lang w:val="es-CR" w:bidi="es-CR" w:eastAsia="es-CR"/>
+        </w:rPr>
+        <w:t>3. Odd = {1,3,5,7,9}</w:t>
+      </w:r>
+    </w:p>
+    <w:p>
+      <w:pPr>
+        <w:rPr>
+          <w:rtl w:val="0"/>
+          <w:lang w:val="es-CR" w:bidi="es-CR" w:eastAsia="es-CR"/>
+        </w:rPr>
+      </w:pPr>
+    </w:p>
+    <w:p>
+      <w:pPr>
+        <w:rPr>
+          <w:rtl w:val="0"/>
+          <w:lang w:val="es-CR" w:bidi="es-CR" w:eastAsia="es-CR"/>
+        </w:rPr>
+      </w:pPr>
+      <w:r>
+        <w:rPr>
+          <w:rtl w:val="0"/>
+          <w:lang w:val="es-CR" w:bidi="es-CR" w:eastAsia="es-CR"/>
+        </w:rPr>
+        <w:t xml:space="preserve">Realice las siguientes operaciones: </w:t>
+      </w:r>
+    </w:p>
+    <w:p>
+      <w:pPr>
+        <w:rPr>
+          <w:rtl w:val="0"/>
+          <w:lang w:val="es-CR" w:bidi="es-CR" w:eastAsia="es-CR"/>
+        </w:rPr>
+      </w:pPr>
+    </w:p>
+    <w:p>
+      <w:pPr>
+        <w:rPr>
+          <w:rtl w:val="0"/>
+          <w:lang w:val="es-CR" w:bidi="es-CR" w:eastAsia="es-CR"/>
+        </w:rPr>
+      </w:pPr>
+      <w:r>
+        <w:rPr>
+          <w:rtl w:val="0"/>
+          <w:lang w:val="es-CR" w:bidi="es-CR" w:eastAsia="es-CR"/>
+        </w:rPr>
+        <w:t>1. Even U Odd</w:t>
+      </w:r>
+    </w:p>
+    <w:p>
+      <w:pPr>
+        <w:rPr>
+          <w:rtl w:val="0"/>
+          <w:lang w:val="es-CR" w:bidi="es-CR" w:eastAsia="es-CR"/>
+        </w:rPr>
+      </w:pPr>
+      <w:r>
+        <w:rPr>
+          <w:rtl w:val="0"/>
+          <w:lang w:val="es-CR" w:bidi="es-CR" w:eastAsia="es-CR"/>
+        </w:rPr>
+        <w:t>{1,2,3,4,5,6,7,8,9,10}</w:t>
+      </w:r>
+    </w:p>
+    <w:p>
+      <w:pPr>
+        <w:rPr>
+          <w:rtl w:val="0"/>
+          <w:lang w:val="es-CR" w:bidi="es-CR" w:eastAsia="es-CR"/>
+        </w:rPr>
+      </w:pPr>
+    </w:p>
+    <w:p>
+      <w:pPr>
+        <w:rPr>
+          <w:rtl w:val="0"/>
+          <w:lang w:val="es-CR" w:bidi="es-CR" w:eastAsia="es-CR"/>
+        </w:rPr>
+      </w:pPr>
+      <w:r>
+        <w:rPr>
+          <w:rtl w:val="0"/>
+          <w:lang w:val="es-CR" w:bidi="es-CR" w:eastAsia="es-CR"/>
+        </w:rPr>
+        <w:t>2. Even ∩ Odd</w:t>
+      </w:r>
+    </w:p>
+    <w:p>
+      <w:pPr>
+        <w:rPr>
+          <w:rtl w:val="0"/>
+          <w:lang w:val="es-CR" w:bidi="es-CR" w:eastAsia="es-CR"/>
+        </w:rPr>
+      </w:pPr>
+      <w:r>
+        <w:rPr>
+          <w:rtl w:val="0"/>
+          <w:lang w:val="es-CR" w:bidi="es-CR" w:eastAsia="es-CR"/>
+        </w:rPr>
+        <w:t>{}</w:t>
+      </w:r>
+    </w:p>
+    <w:p>
+      <w:pPr>
+        <w:rPr>
+          <w:rtl w:val="0"/>
+          <w:lang w:val="es-CR" w:bidi="es-CR" w:eastAsia="es-CR"/>
+        </w:rPr>
+      </w:pPr>
+    </w:p>
+    <w:p>
+      <w:pPr>
+        <w:rPr>
+          <w:rtl w:val="0"/>
+          <w:lang w:val="es-CR" w:bidi="es-CR" w:eastAsia="es-CR"/>
+        </w:rPr>
+      </w:pPr>
+      <w:r>
+        <w:rPr>
+          <w:rtl w:val="0"/>
+          <w:lang w:val="es-CR" w:bidi="es-CR" w:eastAsia="es-CR"/>
+        </w:rPr>
+        <w:t>3. All - Odd</w:t>
+      </w:r>
+    </w:p>
+    <w:p>
+      <w:pPr>
+        <w:rPr>
+          <w:rtl w:val="0"/>
+          <w:lang w:val="es-CR" w:bidi="es-CR" w:eastAsia="es-CR"/>
+        </w:rPr>
+      </w:pPr>
+      <w:r>
+        <w:rPr>
+          <w:rtl w:val="0"/>
+          <w:lang w:val="es-CR" w:bidi="es-CR" w:eastAsia="es-CR"/>
+        </w:rPr>
+        <w:t>{2,4,6,8,10}</w:t>
+      </w:r>
+    </w:p>
+    <w:p>
+      <w:pPr>
+        <w:rPr>
+          <w:rtl w:val="0"/>
+          <w:lang w:val="es-CR" w:bidi="es-CR" w:eastAsia="es-CR"/>
+        </w:rPr>
+      </w:pPr>
+    </w:p>
+    <w:p>
+      <w:pPr>
+        <w:rPr>
+          <w:rtl w:val="0"/>
+          <w:lang w:val="es-CR" w:bidi="es-CR" w:eastAsia="es-CR"/>
+        </w:rPr>
+      </w:pPr>
+      <w:r>
+        <w:rPr>
+          <w:rtl w:val="0"/>
+          <w:lang w:val="es-CR" w:bidi="es-CR" w:eastAsia="es-CR"/>
+        </w:rPr>
+        <w:t>4. C(Even)</w:t>
+      </w:r>
+    </w:p>
+    <w:p>
+      <w:pPr>
+        <w:rPr>
+          <w:rtl w:val="0"/>
+          <w:lang w:val="es-CR" w:bidi="es-CR" w:eastAsia="es-CR"/>
+        </w:rPr>
+      </w:pPr>
+      <w:r>
+        <w:rPr>
+          <w:rtl w:val="0"/>
+          <w:lang w:val="es-CR" w:bidi="es-CR" w:eastAsia="es-CR"/>
+        </w:rPr>
+        <w:t>{</w:t>
+      </w:r>
+      <w:r>
+        <w:rPr>
+          <w:rtl w:val="0"/>
+          <w:lang w:val="es-CR" w:bidi="es-CR" w:eastAsia="es-CR"/>
+        </w:rPr>
+        <w:t>1,3,</w:t>
+      </w:r>
+      <w:r>
+        <w:rPr>
+          <w:rtl w:val="0"/>
+          <w:lang w:val="es-CR" w:bidi="es-CR" w:eastAsia="es-CR"/>
+        </w:rPr>
+        <w:t>5</w:t>
+      </w:r>
+      <w:r>
+        <w:rPr>
+          <w:rtl w:val="0"/>
+          <w:lang w:val="es-CR" w:bidi="es-CR" w:eastAsia="es-CR"/>
+        </w:rPr>
+        <w:t>,7,9</w:t>
+      </w:r>
+      <w:r>
+        <w:rPr>
+          <w:rtl w:val="0"/>
+          <w:lang w:val="es-CR" w:bidi="es-CR" w:eastAsia="es-CR"/>
+        </w:rPr>
+        <w:t>}</w:t>
+      </w:r>
+    </w:p>
+    <w:p>
+      <w:pPr>
+        <w:rPr>
+          <w:rtl w:val="0"/>
+          <w:lang w:val="es-CR" w:bidi="es-CR" w:eastAsia="es-CR"/>
+        </w:rPr>
+      </w:pPr>
+    </w:p>
+    <w:p>
+      <w:pPr>
+        <w:rPr>
+          <w:rtl w:val="0"/>
+          <w:lang w:val="es-CR" w:bidi="es-CR" w:eastAsia="es-CR"/>
+        </w:rPr>
+      </w:pPr>
+      <w:r>
+        <w:rPr>
+          <w:rtl w:val="0"/>
+          <w:lang w:val="es-CR" w:bidi="es-CR" w:eastAsia="es-CR"/>
+        </w:rPr>
+        <w:t>5. C(Odd - All)</w:t>
+      </w:r>
+    </w:p>
+    <w:p>
+      <w:pPr>
+        <w:rPr>
+          <w:rtl w:val="0"/>
+          <w:lang w:val="es-CR" w:bidi="es-CR" w:eastAsia="es-CR"/>
+        </w:rPr>
+      </w:pPr>
+      <w:r>
+        <w:rPr>
+          <w:rtl w:val="0"/>
+          <w:lang w:val="es-CR" w:bidi="es-CR" w:eastAsia="es-CR"/>
+        </w:rPr>
+        <w:t>{</w:t>
+      </w:r>
+      <w:r>
+        <w:rPr>
+          <w:rtl w:val="0"/>
+          <w:lang w:val="es-CR" w:bidi="es-CR" w:eastAsia="es-CR"/>
+        </w:rPr>
+        <w:t>1,2</w:t>
+      </w:r>
+      <w:r>
+        <w:rPr>
+          <w:rtl w:val="0"/>
+          <w:lang w:val="es-CR" w:bidi="es-CR" w:eastAsia="es-CR"/>
+        </w:rPr>
+        <w:t>,3,4,5,</w:t>
+      </w:r>
+      <w:r>
+        <w:rPr>
+          <w:rtl w:val="0"/>
+          <w:lang w:val="es-CR" w:bidi="es-CR" w:eastAsia="es-CR"/>
+        </w:rPr>
+        <w:t>6,7,8,9,10</w:t>
+      </w:r>
+      <w:r>
+        <w:rPr>
+          <w:rtl w:val="0"/>
+          <w:lang w:val="es-CR" w:bidi="es-CR" w:eastAsia="es-CR"/>
+        </w:rPr>
+        <w:t>}</w:t>
+      </w:r>
+    </w:p>
+    <w:p>
+      <w:pPr>
+        <w:rPr>
+          <w:rtl w:val="0"/>
+          <w:lang w:val="es-CR" w:bidi="es-CR" w:eastAsia="es-CR"/>
+        </w:rPr>
+      </w:pPr>
+    </w:p>
+    <w:p>
+      <w:pPr>
         <w:rPr>
           <w:b w:val="1"/>
           <w:bCs w:val="1"/>
           <w:rtl w:val="0"/>
           <w:lang w:val="es-CR" w:bidi="es-CR" w:eastAsia="es-CR"/>
         </w:rPr>
-        <w:t>Conjuntos</w:t>
-      </w:r>
-    </w:p>
-    <w:p>
-      <w:pPr>
-        <w:rPr>
-          <w:rtl w:val="0"/>
-          <w:lang w:val="es-CR" w:bidi="es-CR" w:eastAsia="es-CR"/>
-        </w:rPr>
-      </w:pPr>
-      <w:r>
-        <w:rPr>
-          <w:rtl w:val="0"/>
-          <w:lang w:val="es-CR" w:bidi="es-CR" w:eastAsia="es-CR"/>
-        </w:rPr>
-        <w:t>Utilizando lo</w:t>
-      </w:r>
-      <w:r>
-        <w:rPr>
-          <w:rtl w:val="0"/>
-          <w:lang w:val="es-CR" w:bidi="es-CR" w:eastAsia="es-CR"/>
-        </w:rPr>
-        <w:t>s siguientes conjuntos</w:t>
-      </w:r>
-    </w:p>
-    <w:p>
-      <w:pPr>
-        <w:rPr>
-          <w:rtl w:val="0"/>
-          <w:lang w:val="es-CR" w:bidi="es-CR" w:eastAsia="es-CR"/>
-        </w:rPr>
-      </w:pPr>
-    </w:p>
-    <w:p>
-      <w:pPr>
-        <w:rPr>
-          <w:rtl w:val="0"/>
-          <w:lang w:val="es-CR" w:bidi="es-CR" w:eastAsia="es-CR"/>
-        </w:rPr>
-      </w:pPr>
-      <w:r>
-        <w:rPr>
-          <w:rtl w:val="0"/>
-          <w:lang w:val="es-CR" w:bidi="es-CR" w:eastAsia="es-CR"/>
-        </w:rPr>
-        <w:t>1. A</w:t>
-      </w:r>
-      <w:r>
-        <w:rPr>
-          <w:rtl w:val="0"/>
-          <w:lang w:val="es-CR" w:bidi="es-CR" w:eastAsia="es-CR"/>
-        </w:rPr>
-        <w:t>ll = {</w:t>
-      </w:r>
-      <w:r>
-        <w:rPr>
-          <w:rtl w:val="0"/>
-          <w:lang w:val="es-CR" w:bidi="es-CR" w:eastAsia="es-CR"/>
-        </w:rPr>
-        <w:t>1,2</w:t>
-      </w:r>
-      <w:r>
-        <w:rPr>
-          <w:rtl w:val="0"/>
-          <w:lang w:val="es-CR" w:bidi="es-CR" w:eastAsia="es-CR"/>
-        </w:rPr>
-        <w:t>,3,4,5,6,7,8,9,10}</w:t>
-      </w:r>
-    </w:p>
-    <w:p>
-      <w:pPr>
-        <w:rPr>
-          <w:rtl w:val="0"/>
-          <w:lang w:val="es-CR" w:bidi="es-CR" w:eastAsia="es-CR"/>
-        </w:rPr>
-      </w:pPr>
-      <w:r>
-        <w:rPr>
-          <w:rtl w:val="0"/>
-          <w:lang w:val="es-CR" w:bidi="es-CR" w:eastAsia="es-CR"/>
-        </w:rPr>
-        <w:t>2. Even = {2,4,6,8,10}</w:t>
-      </w:r>
-    </w:p>
-    <w:p>
-      <w:pPr>
-        <w:rPr>
-          <w:rtl w:val="0"/>
-          <w:lang w:val="es-CR" w:bidi="es-CR" w:eastAsia="es-CR"/>
-        </w:rPr>
-      </w:pPr>
-      <w:r>
-        <w:rPr>
-          <w:rtl w:val="0"/>
-          <w:lang w:val="es-CR" w:bidi="es-CR" w:eastAsia="es-CR"/>
-        </w:rPr>
-        <w:t>3. Odd = {1,3,5,7,9}</w:t>
-      </w:r>
-    </w:p>
-    <w:p>
-      <w:pPr>
-        <w:rPr>
-          <w:rtl w:val="0"/>
-          <w:lang w:val="es-CR" w:bidi="es-CR" w:eastAsia="es-CR"/>
-        </w:rPr>
-      </w:pPr>
-    </w:p>
-    <w:p>
-      <w:pPr>
-        <w:rPr>
-          <w:rtl w:val="0"/>
-          <w:lang w:val="es-CR" w:bidi="es-CR" w:eastAsia="es-CR"/>
-        </w:rPr>
-      </w:pPr>
-      <w:r>
-        <w:rPr>
-          <w:rtl w:val="0"/>
-          <w:lang w:val="es-CR" w:bidi="es-CR" w:eastAsia="es-CR"/>
-        </w:rPr>
-        <w:t xml:space="preserve">Realice las siguientes </w:t>
-      </w:r>
-      <w:r>
-        <w:rPr>
-          <w:rtl w:val="0"/>
-          <w:lang w:val="es-CR" w:bidi="es-CR" w:eastAsia="es-CR"/>
-        </w:rPr>
-        <w:t>operaciones</w:t>
-      </w:r>
-      <w:r>
-        <w:rPr>
-          <w:rtl w:val="0"/>
-          <w:lang w:val="es-CR" w:bidi="es-CR" w:eastAsia="es-CR"/>
-        </w:rPr>
-        <w:t xml:space="preserve">: </w:t>
-      </w:r>
-    </w:p>
-    <w:p>
-      <w:pPr>
-        <w:rPr>
-          <w:rtl w:val="0"/>
-          <w:lang w:val="es-CR" w:bidi="es-CR" w:eastAsia="es-CR"/>
-        </w:rPr>
-      </w:pPr>
-    </w:p>
-    <w:p>
-      <w:pPr>
-        <w:rPr>
-          <w:rtl w:val="0"/>
-          <w:lang w:val="es-CR" w:bidi="es-CR" w:eastAsia="es-CR"/>
-        </w:rPr>
-      </w:pPr>
-      <w:r>
-        <w:rPr>
-          <w:rtl w:val="0"/>
-          <w:lang w:val="es-CR" w:bidi="es-CR" w:eastAsia="es-CR"/>
-        </w:rPr>
-        <w:t>1. Even U Odd</w:t>
-      </w:r>
-    </w:p>
-    <w:p>
-      <w:pPr>
-        <w:rPr>
-          <w:rtl w:val="0"/>
-          <w:lang w:val="es-CR" w:bidi="es-CR" w:eastAsia="es-CR"/>
-        </w:rPr>
-      </w:pPr>
-      <w:r>
-        <w:rPr>
-          <w:rtl w:val="0"/>
-          <w:lang w:val="es-CR" w:bidi="es-CR" w:eastAsia="es-CR"/>
-        </w:rPr>
-        <w:t>{1,2,3,4,5,6,7,8,9,10}</w:t>
-      </w:r>
-    </w:p>
-    <w:p>
-      <w:pPr>
-        <w:rPr>
-          <w:rtl w:val="0"/>
-          <w:lang w:val="es-CR" w:bidi="es-CR" w:eastAsia="es-CR"/>
-        </w:rPr>
-      </w:pPr>
-    </w:p>
-    <w:p>
-      <w:pPr>
-        <w:rPr>
-          <w:rtl w:val="0"/>
-          <w:lang w:val="es-CR" w:bidi="es-CR" w:eastAsia="es-CR"/>
-        </w:rPr>
-      </w:pPr>
-      <w:r>
-        <w:rPr>
-          <w:rtl w:val="0"/>
-          <w:lang w:val="es-CR" w:bidi="es-CR" w:eastAsia="es-CR"/>
-        </w:rPr>
-        <w:t xml:space="preserve">2. </w:t>
-      </w:r>
-      <w:r>
-        <w:rPr>
-          <w:rtl w:val="0"/>
-          <w:lang w:val="es-CR" w:bidi="es-CR" w:eastAsia="es-CR"/>
-        </w:rPr>
-        <w:t>Even ∩ Odd</w:t>
-      </w:r>
-    </w:p>
-    <w:p>
-      <w:pPr>
-        <w:rPr>
-          <w:rtl w:val="0"/>
-          <w:lang w:val="es-CR" w:bidi="es-CR" w:eastAsia="es-CR"/>
-        </w:rPr>
-      </w:pPr>
-      <w:r>
-        <w:rPr>
-          <w:rtl w:val="0"/>
-          <w:lang w:val="es-CR" w:bidi="es-CR" w:eastAsia="es-CR"/>
-        </w:rPr>
-        <w:t>{}</w:t>
-      </w:r>
-    </w:p>
-    <w:p>
-      <w:pPr>
-        <w:rPr>
-          <w:rtl w:val="0"/>
-          <w:lang w:val="es-CR" w:bidi="es-CR" w:eastAsia="es-CR"/>
-        </w:rPr>
-      </w:pPr>
-    </w:p>
-    <w:p>
-      <w:pPr>
-        <w:rPr>
-          <w:rtl w:val="0"/>
-          <w:lang w:val="es-CR" w:bidi="es-CR" w:eastAsia="es-CR"/>
-        </w:rPr>
-      </w:pPr>
-      <w:r>
-        <w:rPr>
-          <w:rtl w:val="0"/>
-          <w:lang w:val="es-CR" w:bidi="es-CR" w:eastAsia="es-CR"/>
-        </w:rPr>
-        <w:t>3. A</w:t>
-      </w:r>
-      <w:r>
-        <w:rPr>
-          <w:rtl w:val="0"/>
-          <w:lang w:val="es-CR" w:bidi="es-CR" w:eastAsia="es-CR"/>
-        </w:rPr>
-        <w:t>ll - Odd</w:t>
-      </w:r>
-    </w:p>
-    <w:p>
-      <w:pPr>
-        <w:rPr>
-          <w:rtl w:val="0"/>
-          <w:lang w:val="es-CR" w:bidi="es-CR" w:eastAsia="es-CR"/>
-        </w:rPr>
-      </w:pPr>
-      <w:r>
-        <w:rPr>
-          <w:rtl w:val="0"/>
-          <w:lang w:val="es-CR" w:bidi="es-CR" w:eastAsia="es-CR"/>
-        </w:rPr>
-        <w:t>{2,4,6,8,10}</w:t>
-      </w:r>
-    </w:p>
-    <w:p>
-      <w:pPr>
-        <w:rPr>
-          <w:rtl w:val="0"/>
-          <w:lang w:val="es-CR" w:bidi="es-CR" w:eastAsia="es-CR"/>
-        </w:rPr>
-      </w:pPr>
-    </w:p>
-    <w:p>
-      <w:pPr>
-        <w:rPr>
-          <w:rtl w:val="0"/>
-          <w:lang w:val="es-CR" w:bidi="es-CR" w:eastAsia="es-CR"/>
-        </w:rPr>
-      </w:pPr>
-      <w:r>
-        <w:rPr>
-          <w:rtl w:val="0"/>
-          <w:lang w:val="es-CR" w:bidi="es-CR" w:eastAsia="es-CR"/>
-        </w:rPr>
-        <w:t>4. C(</w:t>
-      </w:r>
-      <w:r>
-        <w:rPr>
-          <w:rtl w:val="0"/>
-          <w:lang w:val="es-CR" w:bidi="es-CR" w:eastAsia="es-CR"/>
-        </w:rPr>
-        <w:t>Even)</w:t>
-      </w:r>
-    </w:p>
-    <w:p>
-      <w:pPr>
-        <w:rPr>
-          <w:rtl w:val="0"/>
-          <w:lang w:val="es-CR" w:bidi="es-CR" w:eastAsia="es-CR"/>
-        </w:rPr>
-      </w:pPr>
-      <w:r>
-        <w:rPr>
-          <w:rtl w:val="0"/>
-          <w:lang w:val="es-CR" w:bidi="es-CR" w:eastAsia="es-CR"/>
-        </w:rPr>
-        <w:t>{5}</w:t>
-      </w:r>
-    </w:p>
-    <w:p>
-      <w:pPr>
-        <w:rPr>
-          <w:rtl w:val="0"/>
-          <w:lang w:val="es-CR" w:bidi="es-CR" w:eastAsia="es-CR"/>
-        </w:rPr>
-      </w:pPr>
-    </w:p>
-    <w:p>
-      <w:pPr>
-        <w:rPr>
-          <w:rtl w:val="0"/>
-          <w:lang w:val="es-CR" w:bidi="es-CR" w:eastAsia="es-CR"/>
-        </w:rPr>
-      </w:pPr>
-      <w:r>
-        <w:rPr>
-          <w:rtl w:val="0"/>
-          <w:lang w:val="es-CR" w:bidi="es-CR" w:eastAsia="es-CR"/>
-        </w:rPr>
-        <w:t>5. C(Odd - All)</w:t>
-      </w:r>
-    </w:p>
-    <w:p>
-      <w:pPr>
-        <w:rPr>
-          <w:rtl w:val="0"/>
-          <w:lang w:val="es-CR" w:bidi="es-CR" w:eastAsia="es-CR"/>
-        </w:rPr>
-      </w:pPr>
-      <w:r>
-        <w:rPr>
-          <w:rtl w:val="0"/>
-          <w:lang w:val="es-CR" w:bidi="es-CR" w:eastAsia="es-CR"/>
-        </w:rPr>
-        <w:t>{0}</w:t>
-      </w:r>
-    </w:p>
-    <w:p>
-      <w:pPr>
-        <w:rPr>
-          <w:rtl w:val="0"/>
-          <w:lang w:val="es-CR" w:bidi="es-CR" w:eastAsia="es-CR"/>
-        </w:rPr>
-      </w:pPr>
-    </w:p>
-    <w:p>
-      <w:pPr>
+      </w:pPr>
+      <w:r>
         <w:rPr>
           <w:b w:val="1"/>
           <w:bCs w:val="1"/>
           <w:rtl w:val="0"/>
           <w:lang w:val="es-CR" w:bidi="es-CR" w:eastAsia="es-CR"/>
         </w:rPr>
-      </w:pPr>
-      <w:r>
-        <w:rPr>
-          <w:b w:val="1"/>
-          <w:bCs w:val="1"/>
-          <w:rtl w:val="0"/>
-          <w:lang w:val="es-CR" w:bidi="es-CR" w:eastAsia="es-CR"/>
-        </w:rPr>
-        <w:t>Ejercicios de J</w:t>
-      </w:r>
-      <w:r>
-        <w:rPr>
-          <w:b w:val="1"/>
-          <w:bCs w:val="1"/>
-          <w:rtl w:val="0"/>
-          <w:lang w:val="es-CR" w:bidi="es-CR" w:eastAsia="es-CR"/>
-        </w:rPr>
-        <w:t>OINs</w:t>
-      </w:r>
-    </w:p>
-    <w:p>
-      <w:pPr>
-        <w:rPr>
-          <w:rtl w:val="0"/>
-          <w:lang w:val="es-CR" w:bidi="es-CR" w:eastAsia="es-CR"/>
-        </w:rPr>
-      </w:pPr>
-    </w:p>
-    <w:p>
-      <w:pPr>
-        <w:rPr>
-          <w:rtl w:val="0"/>
-          <w:lang w:val="es-CR" w:bidi="es-CR" w:eastAsia="es-CR"/>
-        </w:rPr>
-      </w:pPr>
-      <w:r>
-        <w:rPr>
-          <w:rtl w:val="0"/>
-          <w:lang w:val="es-CR" w:bidi="es-CR" w:eastAsia="es-CR"/>
-        </w:rPr>
-        <w:t>1. Investi</w:t>
-      </w:r>
-      <w:r>
-        <w:rPr>
-          <w:rtl w:val="0"/>
-          <w:lang w:val="es-CR" w:bidi="es-CR" w:eastAsia="es-CR"/>
-        </w:rPr>
-        <w:t>gue y busque documentacion sobre el SELECT que e</w:t>
-      </w:r>
-      <w:r>
-        <w:rPr>
-          <w:rtl w:val="0"/>
-          <w:lang w:val="es-CR" w:bidi="es-CR" w:eastAsia="es-CR"/>
-        </w:rPr>
-        <w:t>xplique como utilizar las funcionalidades de ORDER BY, LIMIT, GROU</w:t>
-      </w:r>
-      <w:r>
-        <w:rPr>
-          <w:rtl w:val="0"/>
-          <w:lang w:val="es-CR" w:bidi="es-CR" w:eastAsia="es-CR"/>
-        </w:rPr>
-        <w:t xml:space="preserve">P BY y tre tipos de JOIN, </w:t>
-      </w:r>
-      <w:r>
-        <w:rPr>
-          <w:rtl w:val="0"/>
-          <w:lang w:val="es-CR" w:bidi="es-CR" w:eastAsia="es-CR"/>
-        </w:rPr>
-        <w:t>y cree una tabla (informativa, no de SQL) a partir d</w:t>
-      </w:r>
-      <w:r>
-        <w:rPr>
-          <w:rtl w:val="0"/>
-          <w:lang w:val="es-CR" w:bidi="es-CR" w:eastAsia="es-CR"/>
-        </w:rPr>
-        <w:t>e sus descrubrimientos.</w:t>
+        <w:t>Ejercicios de JOINs</w:t>
+      </w:r>
+    </w:p>
+    <w:p>
+      <w:pPr>
+        <w:rPr>
+          <w:rtl w:val="0"/>
+          <w:lang w:val="es-CR" w:bidi="es-CR" w:eastAsia="es-CR"/>
+        </w:rPr>
+      </w:pPr>
+    </w:p>
+    <w:p>
+      <w:pPr>
+        <w:rPr>
+          <w:rtl w:val="0"/>
+          <w:lang w:val="es-CR" w:bidi="es-CR" w:eastAsia="es-CR"/>
+        </w:rPr>
+      </w:pPr>
+      <w:r>
+        <w:rPr>
+          <w:rtl w:val="0"/>
+          <w:lang w:val="es-CR" w:bidi="es-CR" w:eastAsia="es-CR"/>
+        </w:rPr>
+        <w:t>1. Investigue y busque documentacion sobre el SELECT que explique como utilizar las funcionalidades de ORDER BY, LIMIT, GROUP BY y tre tipos de JOIN, y cree una tabla (informativa, no de SQL) a partir de sus descrubrimientos.</w:t>
       </w:r>
     </w:p>
     <w:p>
@@ -529,16 +469,7 @@
                 <w:rtl w:val="0"/>
                 <w:lang w:val="es-CR" w:bidi="es-CR" w:eastAsia="es-CR"/>
               </w:rPr>
-              <w:t>Concepto</w:t>
-            </w:r>
-            <w:r>
-              <w:rPr>
-                <w:b w:val="1"/>
-                <w:bCs w:val="1"/>
-                <w:rtl w:val="0"/>
-                <w:lang w:val="es-CR" w:bidi="es-CR" w:eastAsia="es-CR"/>
-              </w:rPr>
-              <w:t xml:space="preserve"> y Uso</w:t>
+              <w:t>Concepto y Uso</w:t>
             </w:r>
           </w:p>
         </w:tc>
@@ -731,16 +662,7 @@
                 <w:rtl w:val="0"/>
                 <w:lang w:val="es-CR" w:bidi="es-CR" w:eastAsia="es-CR"/>
               </w:rPr>
-              <w:t>Concepto</w:t>
-            </w:r>
-            <w:r>
-              <w:rPr>
-                <w:b w:val="1"/>
-                <w:bCs w:val="1"/>
-                <w:rtl w:val="0"/>
-                <w:lang w:val="es-CR" w:bidi="es-CR" w:eastAsia="es-CR"/>
-              </w:rPr>
-              <w:t xml:space="preserve"> y Uso</w:t>
+              <w:t>Concepto y Uso</w:t>
             </w:r>
           </w:p>
         </w:tc>
@@ -783,14 +705,7 @@
                 <w:rtl w:val="0"/>
                 <w:lang w:val="es-CR" w:bidi="es-CR" w:eastAsia="es-CR"/>
               </w:rPr>
-              <w:t>Ddevuelve solo las filas que tienen coin</w:t>
-            </w:r>
-            <w:r>
-              <w:rPr>
-                <w:rtl w:val="0"/>
-                <w:lang w:val="es-CR" w:bidi="es-CR" w:eastAsia="es-CR"/>
-              </w:rPr>
-              <w:t>cidencia en ambas tablas.</w:t>
+              <w:t>Ddevuelve solo las filas que tienen coincidencia en ambas tablas.</w:t>
             </w:r>
           </w:p>
         </w:tc>
@@ -833,21 +748,7 @@
                 <w:rtl w:val="0"/>
                 <w:lang w:val="es-CR" w:bidi="es-CR" w:eastAsia="es-CR"/>
               </w:rPr>
-              <w:t>Devuelve todas las filas de la tabla izquierda, aunque no tenga coincidencia</w:t>
-            </w:r>
-            <w:r>
-              <w:rPr>
-                <w:rtl w:val="0"/>
-                <w:lang w:val="es-CR" w:bidi="es-CR" w:eastAsia="es-CR"/>
-              </w:rPr>
-              <w:t xml:space="preserve"> en la tabla derecha.</w:t>
-            </w:r>
-            <w:r>
-              <w:rPr>
-                <w:rtl w:val="0"/>
-                <w:lang w:val="es-CR" w:bidi="es-CR" w:eastAsia="es-CR"/>
-              </w:rPr>
-              <w:t xml:space="preserve"> </w:t>
+              <w:t xml:space="preserve">Devuelve todas las filas de la tabla izquierda, aunque no tenga coincidencia en la tabla derecha. </w:t>
             </w:r>
           </w:p>
         </w:tc>
@@ -888,21 +789,7 @@
                 <w:rtl w:val="0"/>
                 <w:lang w:val="es-CR" w:bidi="es-CR" w:eastAsia="es-CR"/>
               </w:rPr>
-              <w:t xml:space="preserve">Devuelve todas las filas </w:t>
-            </w:r>
-            <w:r>
-              <w:rPr>
-                <w:rtl w:val="0"/>
-                <w:lang w:val="es-CR" w:bidi="es-CR" w:eastAsia="es-CR"/>
-              </w:rPr>
-              <w:t>de la tabla derecha, aunque no ten</w:t>
-            </w:r>
-            <w:r>
-              <w:rPr>
-                <w:rtl w:val="0"/>
-                <w:lang w:val="es-CR" w:bidi="es-CR" w:eastAsia="es-CR"/>
-              </w:rPr>
-              <w:t>ga coincidencia en la tabla izquierda.</w:t>
+              <w:t>Devuelve todas las filas de la tabla derecha, aunque no tenga coincidencia en la tabla izquierda.</w:t>
             </w:r>
           </w:p>
         </w:tc>
